--- a/Punjab Invoice Template.docx
+++ b/Punjab Invoice Template.docx
@@ -1964,6 +1964,14 @@
         </w:rPr>
         <w:br/>
         <w:t xml:space="preserve">8558 2867. </w:t>
+      </w:r>
+      <w:r>
+        <w:rPr>
+          <w:rFonts w:ascii="Times New Roman"/>
+          <w:b/>
+          <w:sz w:val="17"/>
+        </w:rPr>
+        <w:t xml:space="preserve">Please Pay Invoice in 21 Days. </w:t>
       </w:r>
       <w:r>
         <w:rPr>
